--- a/casestudy/cases/dfi_walter/out/CS-DFI-436-1_KEY.docx
+++ b/casestudy/cases/dfi_walter/out/CS-DFI-436-1_KEY.docx
@@ -15871,7 +15871,7 @@
                 <w:i w:val="0"/>
                 <w:sz w:val="19"/>
               </w:rPr>
-              <w:t>Risk for acute kidney injury is NOT a NANDA-I label; accept "Risk for ineffective renal perfusion" r/t nephrotoxic drugs, CKD AEB creatinine 1.98, eGFR 38, vancomycin.</w:t>
+              <w:t>Risk for ineffective renal perfusion r/t nephrotoxic drug exposure (vancomycin), CKD and dehydration AEB creatinine 1.98, eGFR 38, NPO status. ("Risk for acute kidney injury" is not a NANDA-I label; accept it with a note only if the student uses a valid NANDA-I wording.)</w:t>
             </w:r>
           </w:p>
         </w:tc>
